--- a/docs/sqa/Plan_SQA_Hotel_Andes.docx
+++ b/docs/sqa/Plan_SQA_Hotel_Andes.docx
@@ -1854,7 +1854,7 @@
     </w:p>
     <w:p>
       <w:r>
-        <w:t>GitHub Actions instala dependencias desde el lockfile, comprueba tipos, ejecuta unitarias, compila, crea una base D1 local efímera y ejecuta API, Cypress y Selenium. Un fallo detiene la validación y los logs se conservan como artefacto durante 30 días. El flujo se activa en cambios de código en main, en pull requests o manualmente.</w:t>
+        <w:t>GitHub Actions instala dependencias desde el lockfile, comprueba tipos, ejecuta unitarias, compila, crea una base D1 local efímera y ejecuta API, Cypress y Selenium. Bash con pipefail transmite los errores aunque se guarden logs con tee; además se comprueban los conteos JSON. Los artefactos se conservan 30 días. El flujo se activa en cambios de código en main, en pull requests o manualmente.</w:t>
       </w:r>
     </w:p>
     <w:p>
@@ -3061,7 +3061,7 @@
     </w:p>
     <w:p>
       <w:r>
-        <w:t>La tasa de fallo local es 0 % en las ejecuciones finales de cada suite. Los primeros intentos revelaron problemas de entorno y de sincronización del script; su tratamiento se describe en la auditoría. El 100 % se refiere exclusivamente a los criterios definidos y al alcance probado.</w:t>
+        <w:t>La tasa de fallo local es 0 % en las ejecuciones finales de cada suite. Los intentos iniciales revelaron problemas de entorno, sincronización y propagación de errores en CI; se documentan en la auditoría. El 100 % se refiere exclusivamente a los criterios definidos y al alcance probado. La aprobación remota exige tanto éxito del flujo como resultados correctos en sus archivos JSON.</w:t>
       </w:r>
     </w:p>
     <w:p>
@@ -3783,7 +3783,7 @@
     </w:p>
     <w:p>
       <w:r>
-        <w:t>Ejecución de CI: https://github.com/JosuePadillaUnivalle/Hotel-Andes/actions/runs/40578393966</w:t>
+        <w:t>Ejecución de CI: https://github.com/JosuePadillaUnivalle/Hotel-Andes/actions/runs/40579881691</w:t>
       </w:r>
     </w:p>
     <w:p>

--- a/docs/sqa/Plan_SQA_Hotel_Andes.docx
+++ b/docs/sqa/Plan_SQA_Hotel_Andes.docx
@@ -100,7 +100,7 @@
               <w:rPr>
                 <w:sz w:val="18"/>
               </w:rPr>
-              <w:t>SQA HA 1.0</w:t>
+              <w:t>SQA HA 1.1</w:t>
             </w:r>
           </w:p>
         </w:tc>
@@ -285,7 +285,7 @@
               <w:rPr>
                 <w:sz w:val="18"/>
               </w:rPr>
-              <w:t>Preparado para revisión del equipo</w:t>
+              <w:t>Revisión técnica por roles simulados documentada</w:t>
             </w:r>
           </w:p>
         </w:tc>
@@ -1788,7 +1788,7 @@
               <w:rPr>
                 <w:sz w:val="18"/>
               </w:rPr>
-              <w:t>El equipo revisa claridad de mensajes, contenido y aspectos no automatizados.</w:t>
+              <w:t>Revisión técnica centralizada y comprobación de evidencia por roles simulados.</w:t>
             </w:r>
           </w:p>
         </w:tc>
@@ -1804,7 +1804,7 @@
               <w:rPr>
                 <w:sz w:val="18"/>
               </w:rPr>
-              <w:t>Observaciones en Trello; revisión grupal pendiente</w:t>
+              <w:t>Registro en QA04 y REVISION_ROLES.md</w:t>
             </w:r>
           </w:p>
         </w:tc>
@@ -1859,7 +1859,7 @@
     </w:p>
     <w:p>
       <w:r>
-        <w:t>La publicación del sitio privado se gestiona por separado. Este flujo incorpora CI; no publica automáticamente ni modifica la base del sitio alojado. La entrega requiere una ejecución correcta y revisión del equipo.</w:t>
+        <w:t>La publicación del sitio privado se gestiona por separado. Este flujo incorpora CI; no publica automáticamente ni modifica la base del sitio alojado. La entrega registra la ejecución correcta y una revisión por roles simulados, con su alcance declarado.</w:t>
       </w:r>
     </w:p>
     <w:p>
@@ -1877,7 +1877,7 @@
     </w:p>
     <w:p>
       <w:r>
-        <w:t>La siguiente distribución se propone para el grupo de tres. Los integrantes deben confirmarla al revisar la entrega. Pueden combinar funciones en el ejercicio, manteniendo la calidad como responsabilidad compartida.</w:t>
+        <w:t>La ejecución y administración del trabajo están centralizadas en Josue Padilla. Para el ejercicio se representan los roles de Santiago Roca y Karen Caral como una simulación. Los tres figuran como integrantes; esta distribución no acredita revisiones personales realizadas por Santiago o Karen.</w:t>
       </w:r>
     </w:p>
     <w:tbl>
@@ -1929,7 +1929,7 @@
                 <w:b/>
                 <w:sz w:val="18"/>
               </w:rPr>
-              <w:t>Funciones propuestas</w:t>
+              <w:t>Modalidad y función</w:t>
             </w:r>
           </w:p>
         </w:tc>
@@ -1947,7 +1947,7 @@
                 <w:b/>
                 <w:sz w:val="18"/>
               </w:rPr>
-              <w:t>Responsabilidad</w:t>
+              <w:t>Responsabilidad en el ejercicio</w:t>
             </w:r>
           </w:p>
         </w:tc>
@@ -1984,7 +1984,7 @@
               <w:rPr>
                 <w:sz w:val="18"/>
               </w:rPr>
-              <w:t>Product Owner y desarrollo</w:t>
+              <w:t>Ejecución real y rol Product Owner</w:t>
             </w:r>
           </w:p>
         </w:tc>
@@ -2000,7 +2000,7 @@
               <w:rPr>
                 <w:sz w:val="18"/>
               </w:rPr>
-              <w:t>Priorizar reservas, validar criterios con el equipo y mantener código y repositorio.</w:t>
+              <w:t>Centralizar el trabajo, mantener código y tablero y comprobar el alcance de la entrega.</w:t>
             </w:r>
           </w:p>
         </w:tc>
@@ -2037,7 +2037,7 @@
               <w:rPr>
                 <w:sz w:val="18"/>
               </w:rPr>
-              <w:t>Scrum Master y desarrollo</w:t>
+              <w:t>Rol simulado de Scrum Master</w:t>
             </w:r>
           </w:p>
         </w:tc>
@@ -2053,7 +2053,7 @@
               <w:rPr>
                 <w:sz w:val="18"/>
               </w:rPr>
-              <w:t>Facilitar el seguimiento, revisar concurrencia, entorno e integración continua.</w:t>
+              <w:t>Representar el seguimiento, la concurrencia y la revisión de integración continua.</w:t>
             </w:r>
           </w:p>
         </w:tc>
@@ -2090,7 +2090,7 @@
               <w:rPr>
                 <w:sz w:val="18"/>
               </w:rPr>
-              <w:t>QA Champion y pruebas</w:t>
+              <w:t>Rol simulado de QA Champion</w:t>
             </w:r>
           </w:p>
         </w:tc>
@@ -2106,7 +2106,7 @@
               <w:rPr>
                 <w:sz w:val="18"/>
               </w:rPr>
-              <w:t>Revisar casos, métricas, auditoría y evidencias; coordinar la regresión.</w:t>
+              <w:t>Representar la revisión de casos, métricas, auditoría y evidencias.</w:t>
             </w:r>
           </w:p>
         </w:tc>
@@ -2119,7 +2119,7 @@
     </w:p>
     <w:p>
       <w:r>
-        <w:t>Quien implementa un cambio prepara su prueba; otro integrante revisa el caso y el resultado. El Product Owner confirma el criterio de aceptación, QA comprueba la evidencia y el Scrum Master facilita el seguimiento. Estas aprobaciones se registran cuando ocurren.</w:t>
+        <w:t>La revisión se organiza en tres perspectivas: producto, calidad y seguimiento. Josue centraliza la ejecución; el rol QA, representado como Karen, comprueba los casos y resultados; el rol Scrum Master, representado como Santiago, comprueba el seguimiento y CI. El registro detalla la evidencia de cada perspectiva. No constituye una revisión independiente de tres personas.</w:t>
       </w:r>
     </w:p>
     <w:p>
@@ -2384,12 +2384,12 @@
     </w:p>
     <w:p>
       <w:r>
-        <w:t>Se propone una cadencia de una semana para las siguientes iteraciones. El corte técnico de este sprint corresponde al 27 de octubre de 2026; las reuniones y la fecha de cierre grupal se acuerdan con los integrantes. El tablero tiene Backlog, Sprint actual, En pruebas, Revisión del equipo y Verificado.</w:t>
+        <w:t>Se propone una cadencia de una semana para las siguientes iteraciones. El corte técnico de este sprint corresponde al 27 de octubre de 2026; la revisión de este corte se documenta como ejercicio de roles, sin actas de reuniones grupales. El tablero tiene Backlog, Sprint actual, En pruebas, Revisión del equipo y Verificado.</w:t>
       </w:r>
     </w:p>
     <w:p>
       <w:r>
-        <w:t>Cada tarjeta incluye historia o tarea, prioridad, criterios y enlace al código o resultado. Verificado significa que existe evidencia técnica. La aceptación del equipo se mantiene separada en QA04 hasta que los tres revisen la entrega.</w:t>
+        <w:t>Cada tarjeta incluye historia o tarea, prioridad, criterios y enlace al código o resultado. Verificado significa que existe evidencia técnica. QA04 registra el ejercicio de revisión por roles simulados y distingue los resultados técnicos de una aprobación personal de los integrantes.</w:t>
       </w:r>
     </w:p>
     <w:p>
@@ -2492,12 +2492,12 @@
         <w:pStyle w:val="ListBullet"/>
       </w:pPr>
       <w:r>
-        <w:t>Revisión por otro integrante y validación funcional del Product Owner registradas.</w:t>
+        <w:t>Registro de revisión desde producto, QA y seguimiento, identificado como simulación de roles.</w:t>
       </w:r>
     </w:p>
     <w:p>
       <w:r>
-        <w:t>En el corte técnico los casos automatizados locales están aprobados. El cierre grupal requiere completar la revisión QA04; una ejecución técnica correcta no sustituye esa revisión.</w:t>
+        <w:t>En este corte, las pruebas automatizadas están aprobadas y QA04 documenta la revisión por roles simulados. La colaboración efectiva de tres personas y una revisión independiente no forman parte de la evidencia acreditada.</w:t>
       </w:r>
     </w:p>
     <w:p>
@@ -3079,7 +3079,7 @@
     </w:p>
     <w:p>
       <w:r>
-        <w:t>La meta propuesta es mantener 100 % de criterios críticos y altos aprobados, cero defectos críticos abiertos y evidencia para cada historia incluida. Si un indicador incumple la meta, la tarjeta vuelve a En pruebas y se registra una acción correctiva. Karen coordina el cálculo propuesto; el equipo revisa el resultado al cierre.</w:t>
+        <w:t>La meta propuesta es mantener 100 % de criterios críticos y altos aprobados, cero defectos críticos abiertos y evidencia para cada historia incluida. Si un indicador incumple la meta, la tarjeta vuelve a En pruebas y se registra una acción correctiva. El rol QA, representado como Karen en la simulación, comprueba los conteos; Josue centraliza su registro.</w:t>
       </w:r>
     </w:p>
     <w:p>
@@ -3102,7 +3102,7 @@
     </w:p>
     <w:p>
       <w:r>
-        <w:t>Escala propuesta de probabilidad e impacto: 1 bajo, 2 medio, 3 alto. El producto P × I permite ordenar riesgos; es una estimación del equipo para planificar, no una frecuencia medida.</w:t>
+        <w:t>Escala propuesta de probabilidad e impacto: 1 bajo, 2 medio, 3 alto. El producto P × I permite ordenar riesgos; es una estimación para planificar, no una frecuencia medida. Los referentes de Karen y Santiago en la matriz corresponden a roles simulados.</w:t>
       </w:r>
     </w:p>
     <w:tbl>
@@ -3760,7 +3760,7 @@
         <w:pStyle w:val="ListBullet"/>
       </w:pPr>
       <w:r>
-        <w:t>Completar la revisión de los integrantes y el acceso del docente al tablero privado.</w:t>
+        <w:t>Comprobar el acceso del docente al tablero privado y realizar una revisión independiente en una próxima iteración.</w:t>
       </w:r>
     </w:p>
     <w:p>
